--- a/public/business-plans/construction.docx
+++ b/public/business-plans/construction.docx
@@ -56,7 +56,7 @@
           <w:rStyle w:val="CkCaption"/>
           <w:i/>
         </w:rPr>
-        <w:t>Это готовый образец (шаблон) бизнес-плана MoliyaHub для отрасли «Строительство». Замените текст в квадратных скобках [впишите] и примеры на данные вашего проекта, добавьте или удалите пункты по необходимости. Абзацы в рамке, отмеченные «ПРИМЕР», — иллюстрация формата ответа, а не факты о реальной компании. Финансовый план с рабочими формулами (SUM, прибыль, срок окупаемости, рентабельность) — в отдельном Excel-файле с тем же названием, который дополняет этот документ.</w:t>
+        <w:t>Это готовый образец (шаблон) бизнес-плана MoliyaHub для отрасли «Строительство». Замените текст в квадратных скобках [впишите] и примеры на данные вашего проекта, добавьте или удалите пункты по необходимости. Абзацы в рамке, отмеченные «ПРИМЕР», и раздел «Пример финансового расчёта» — иллюстрация формата и порядка величины на основе рыночных ориентиров 2025-2026 года, а не факты и не финансовая отчётность о реальной компании: перед подачей в банк или инвестору замените их на данные своего проекта. Тот же расчёт с рабочими формулами (SUM, прибыль, срок окупаемости, рентабельность), которые пересчитываются автоматически, — в отдельном Excel-файле с тем же названием, который дополняет этот документ.</w:t>
       </w:r>
     </w:p>
     <w:p>
@@ -457,13 +457,816 @@
     <w:p>
       <w:pPr>
         <w:pStyle w:val="Heading2"/>
+        <ck:id v="financial-example"/>
+      </w:pPr>
+      <w:bookmarkStart w:id="9" w:name="financial_example"/>
+      <w:r>
+        <w:t>Пример финансового расчёта</w:t>
+      </w:r>
+      <w:bookmarkEnd w:id="9"/>
+    </w:p>
+    <w:p>
+      <w:r>
+        <w:rPr>
+          <w:rStyle w:val="CkCaption"/>
+          <w:i/>
+        </w:rPr>
+        <w:t>Ниже — полностью посчитанный пример для иллюстративной компании из резюме, на основе рыночных ориентиров 2025-2026 года (аренда, зарплаты, цены на оборудование, налоги, ставки — со ссылкой на источник там, где он известен) и экспертных оценок порядка величины там, где точных данных нет (это отмечено в комментариях). Он показывает логику расчёта и реалистичный масштаб цифр — это не финансовая отчётность и не готовая заявка на кредит. Тот же расчёт с рабочими формулами — в Excel-файле с тем же названием; замените суммы там на данные своего проекта, и всё пересчитается автоматически.</w:t>
+      </w:r>
+    </w:p>
+    <w:p>
+      <w:r>
+        <w:rPr>
+          <w:b/>
+        </w:rPr>
+        <w:t>Стартовые затраты (единоразово)</w:t>
+      </w:r>
+    </w:p>
+    <w:tbl>
+      <w:tblPr>
+        <w:tblStyle w:val="CkTable"/>
+        <w:tblW w:w="0" w:type="auto"/>
+        <w:tblLayout w:type="autofit"/>
+        <w:tblLook w:firstRow="1" w:lastRow="0" w:firstColumn="0" w:lastColumn="0" w:noHBand="0" w:noVBand="1"/>
+      </w:tblPr>
+      <w:tblGrid>
+        <w:gridCol/>
+        <w:gridCol/>
+        <w:gridCol/>
+      </w:tblGrid>
+      <w:tr>
+        <w:trPr>
+          <w:tblHeader/>
+        </w:trPr>
+        <w:tc>
+          <w:tcPr/>
+          <w:p>
+            <w:r>
+              <w:rPr>
+                <w:b/>
+              </w:rPr>
+              <w:t>Статья</w:t>
+            </w:r>
+          </w:p>
+        </w:tc>
+        <w:tc>
+          <w:tcPr/>
+          <w:p>
+            <w:r>
+              <w:rPr>
+                <w:b/>
+              </w:rPr>
+              <w:t>Сумма, сум</w:t>
+            </w:r>
+          </w:p>
+        </w:tc>
+        <w:tc>
+          <w:tcPr/>
+          <w:p>
+            <w:r>
+              <w:rPr>
+                <w:b/>
+              </w:rPr>
+              <w:t>Комментарий</w:t>
+            </w:r>
+          </w:p>
+        </w:tc>
+      </w:tr>
+      <w:tr>
+        <w:tc>
+          <w:tcPr/>
+          <w:p>
+            <w:r>
+              <w:t>Регистрация и лицензирование строительной деятельности</w:t>
+            </w:r>
+          </w:p>
+        </w:tc>
+        <w:tc>
+          <w:tcPr/>
+          <w:p>
+            <w:r>
+              <w:t>18 000 000</w:t>
+            </w:r>
+          </w:p>
+        </w:tc>
+        <w:tc>
+          <w:tcPr/>
+          <w:p>
+            <w:r>
+              <w:t>оценка: регистрация ООО, строительная лицензия (квалификация кадров, техническая экспертиза)</w:t>
+            </w:r>
+          </w:p>
+        </w:tc>
+      </w:tr>
+      <w:tr>
+        <w:tc>
+          <w:tcPr/>
+          <w:p>
+            <w:r>
+              <w:t>Инструменты и спецтехника</w:t>
+            </w:r>
+          </w:p>
+        </w:tc>
+        <w:tc>
+          <w:tcPr/>
+          <w:p>
+            <w:r>
+              <w:t>138 000 000</w:t>
+            </w:r>
+          </w:p>
+        </w:tc>
+        <w:tc>
+          <w:tcPr/>
+          <w:p>
+            <w:r>
+              <w:t>оценка: комплект инструмента для 2 бригад, леса/вышка-тура, бетономешалка, генератор, компрессор, б/у грузовик</w:t>
+            </w:r>
+          </w:p>
+        </w:tc>
+      </w:tr>
+      <w:tr>
+        <w:tc>
+          <w:tcPr/>
+          <w:p>
+            <w:r>
+              <w:t>Первоначальный запас материалов</w:t>
+            </w:r>
+          </w:p>
+        </w:tc>
+        <w:tc>
+          <w:tcPr/>
+          <w:p>
+            <w:r>
+              <w:t>150 000 000</w:t>
+            </w:r>
+          </w:p>
+        </w:tc>
+        <w:tc>
+          <w:tcPr/>
+          <w:p>
+            <w:r>
+              <w:t>оценка: складской запас отделочных материалов (~1 мес.) для старта первых 2-3 объектов до авансов заказчиков</w:t>
+            </w:r>
+          </w:p>
+        </w:tc>
+      </w:tr>
+      <w:tr>
+        <w:tc>
+          <w:tcPr/>
+          <w:p>
+            <w:r>
+              <w:t>Офис / склад</w:t>
+            </w:r>
+          </w:p>
+        </w:tc>
+        <w:tc>
+          <w:tcPr/>
+          <w:p>
+            <w:r>
+              <w:t>70 000 000</w:t>
+            </w:r>
+          </w:p>
+        </w:tc>
+        <w:tc>
+          <w:tcPr/>
+          <w:p>
+            <w:r>
+              <w:t>оценка: депозит + ремонт офисно-складского помещения; офисы класса B/B+ в Ташкенте — ~$26,4/м²/мес (CMWP/spot.uz, окт. 2025)</w:t>
+            </w:r>
+          </w:p>
+        </w:tc>
+      </w:tr>
+      <w:tr>
+        <w:tc>
+          <w:tcPr/>
+          <w:p>
+            <w:r>
+              <w:t>Страхование ответственности</w:t>
+            </w:r>
+          </w:p>
+        </w:tc>
+        <w:tc>
+          <w:tcPr/>
+          <w:p>
+            <w:r>
+              <w:t>15 000 000</w:t>
+            </w:r>
+          </w:p>
+        </w:tc>
+        <w:tc>
+          <w:tcPr/>
+          <w:p>
+            <w:r>
+              <w:t>оценка первой годовой премии страхования гражданской ответственности подрядчика</w:t>
+            </w:r>
+          </w:p>
+        </w:tc>
+      </w:tr>
+      <w:tr>
+        <w:tc>
+          <w:tcPr/>
+          <w:p>
+            <w:r>
+              <w:t>Спецодежда и средства индивидуальной защиты для бригад</w:t>
+            </w:r>
+          </w:p>
+        </w:tc>
+        <w:tc>
+          <w:tcPr/>
+          <w:p>
+            <w:r>
+              <w:t>9 000 000</w:t>
+            </w:r>
+          </w:p>
+        </w:tc>
+        <w:tc>
+          <w:tcPr/>
+          <w:p>
+            <w:r>
+              <w:t>оценка: комплекты СИЗ на ~10 человек (2 бригады по 4-5 чел.)</w:t>
+            </w:r>
+          </w:p>
+        </w:tc>
+      </w:tr>
+      <w:tr>
+        <w:tc>
+          <w:tcPr/>
+          <w:p>
+            <w:r>
+              <w:rPr>
+                <w:b/>
+              </w:rPr>
+              <w:t>Итого стартовые затраты</w:t>
+            </w:r>
+          </w:p>
+        </w:tc>
+        <w:tc>
+          <w:tcPr/>
+          <w:p>
+            <w:r>
+              <w:rPr>
+                <w:b/>
+              </w:rPr>
+              <w:t>400 000 000</w:t>
+            </w:r>
+          </w:p>
+        </w:tc>
+        <w:tc>
+          <w:tcPr/>
+          <w:p/>
+        </w:tc>
+      </w:tr>
+    </w:tbl>
+    <w:p>
+      <w:r>
+        <w:rPr>
+          <w:b/>
+        </w:rPr>
+        <w:t>Ежемесячная выручка</w:t>
+      </w:r>
+    </w:p>
+    <w:tbl>
+      <w:tblPr>
+        <w:tblStyle w:val="CkTable"/>
+        <w:tblW w:w="0" w:type="auto"/>
+        <w:tblLayout w:type="autofit"/>
+        <w:tblLook w:firstRow="1" w:lastRow="0" w:firstColumn="0" w:lastColumn="0" w:noHBand="0" w:noVBand="1"/>
+      </w:tblPr>
+      <w:tblGrid>
+        <w:gridCol/>
+        <w:gridCol/>
+        <w:gridCol/>
+      </w:tblGrid>
+      <w:tr>
+        <w:trPr>
+          <w:tblHeader/>
+        </w:trPr>
+        <w:tc>
+          <w:tcPr/>
+          <w:p>
+            <w:r>
+              <w:rPr>
+                <w:b/>
+              </w:rPr>
+              <w:t>Статья</w:t>
+            </w:r>
+          </w:p>
+        </w:tc>
+        <w:tc>
+          <w:tcPr/>
+          <w:p>
+            <w:r>
+              <w:rPr>
+                <w:b/>
+              </w:rPr>
+              <w:t>Сумма, сум</w:t>
+            </w:r>
+          </w:p>
+        </w:tc>
+        <w:tc>
+          <w:tcPr/>
+          <w:p>
+            <w:r>
+              <w:rPr>
+                <w:b/>
+              </w:rPr>
+              <w:t>Комментарий</w:t>
+            </w:r>
+          </w:p>
+        </w:tc>
+      </w:tr>
+      <w:tr>
+        <w:tc>
+          <w:tcPr/>
+          <w:p>
+            <w:r>
+              <w:t>Подрядные договоры на объекты</w:t>
+            </w:r>
+          </w:p>
+        </w:tc>
+        <w:tc>
+          <w:tcPr/>
+          <w:p>
+            <w:r>
+              <w:t>170 000 000</w:t>
+            </w:r>
+          </w:p>
+        </w:tc>
+        <w:tc>
+          <w:tcPr/>
+          <w:p>
+            <w:r>
+              <w:t>50% от выручки — крупные проекты «под ключ» при загрузке 2-3 объекта одновременно</w:t>
+            </w:r>
+          </w:p>
+        </w:tc>
+      </w:tr>
+      <w:tr>
+        <w:tc>
+          <w:tcPr/>
+          <w:p>
+            <w:r>
+              <w:t>Ремонтно-отделочные работы</w:t>
+            </w:r>
+          </w:p>
+        </w:tc>
+        <w:tc>
+          <w:tcPr/>
+          <w:p>
+            <w:r>
+              <w:t>102 000 000</w:t>
+            </w:r>
+          </w:p>
+        </w:tc>
+        <w:tc>
+          <w:tcPr/>
+          <w:p>
+            <w:r>
+              <w:t>30% от выручки — более мелкие частные заказы на отделку</w:t>
+            </w:r>
+          </w:p>
+        </w:tc>
+      </w:tr>
+      <w:tr>
+        <w:tc>
+          <w:tcPr/>
+          <w:p>
+            <w:r>
+              <w:t>Проектирование и сметы</w:t>
+            </w:r>
+          </w:p>
+        </w:tc>
+        <w:tc>
+          <w:tcPr/>
+          <w:p>
+            <w:r>
+              <w:t>34 000 000</w:t>
+            </w:r>
+          </w:p>
+        </w:tc>
+        <w:tc>
+          <w:tcPr/>
+          <w:p>
+            <w:r>
+              <w:t>10% от выручки — сопутствующая услуга проектирования/смет</w:t>
+            </w:r>
+          </w:p>
+        </w:tc>
+      </w:tr>
+      <w:tr>
+        <w:tc>
+          <w:tcPr/>
+          <w:p>
+            <w:r>
+              <w:t>Гарантийное и постгарантийное обслуживание объектов</w:t>
+            </w:r>
+          </w:p>
+        </w:tc>
+        <w:tc>
+          <w:tcPr/>
+          <w:p>
+            <w:r>
+              <w:t>34 000 000</w:t>
+            </w:r>
+          </w:p>
+        </w:tc>
+        <w:tc>
+          <w:tcPr/>
+          <w:p>
+            <w:r>
+              <w:t>10% от выручки — сервисное обслуживание ранее сданных объектов</w:t>
+            </w:r>
+          </w:p>
+        </w:tc>
+      </w:tr>
+      <w:tr>
+        <w:tc>
+          <w:tcPr/>
+          <w:p>
+            <w:r>
+              <w:rPr>
+                <w:b/>
+              </w:rPr>
+              <w:t>Итого выручка/мес</w:t>
+            </w:r>
+          </w:p>
+        </w:tc>
+        <w:tc>
+          <w:tcPr/>
+          <w:p>
+            <w:r>
+              <w:rPr>
+                <w:b/>
+              </w:rPr>
+              <w:t>340 000 000</w:t>
+            </w:r>
+          </w:p>
+        </w:tc>
+        <w:tc>
+          <w:tcPr/>
+          <w:p/>
+        </w:tc>
+      </w:tr>
+    </w:tbl>
+    <w:p>
+      <w:r>
+        <w:rPr>
+          <w:b/>
+        </w:rPr>
+        <w:t>Ежемесячные операционные расходы</w:t>
+      </w:r>
+    </w:p>
+    <w:tbl>
+      <w:tblPr>
+        <w:tblStyle w:val="CkTable"/>
+        <w:tblW w:w="0" w:type="auto"/>
+        <w:tblLayout w:type="autofit"/>
+        <w:tblLook w:firstRow="1" w:lastRow="0" w:firstColumn="0" w:lastColumn="0" w:noHBand="0" w:noVBand="1"/>
+      </w:tblPr>
+      <w:tblGrid>
+        <w:gridCol/>
+        <w:gridCol/>
+        <w:gridCol/>
+      </w:tblGrid>
+      <w:tr>
+        <w:trPr>
+          <w:tblHeader/>
+        </w:trPr>
+        <w:tc>
+          <w:tcPr/>
+          <w:p>
+            <w:r>
+              <w:rPr>
+                <w:b/>
+              </w:rPr>
+              <w:t>Статья</w:t>
+            </w:r>
+          </w:p>
+        </w:tc>
+        <w:tc>
+          <w:tcPr/>
+          <w:p>
+            <w:r>
+              <w:rPr>
+                <w:b/>
+              </w:rPr>
+              <w:t>Сумма, сум</w:t>
+            </w:r>
+          </w:p>
+        </w:tc>
+        <w:tc>
+          <w:tcPr/>
+          <w:p>
+            <w:r>
+              <w:rPr>
+                <w:b/>
+              </w:rPr>
+              <w:t>Комментарий</w:t>
+            </w:r>
+          </w:p>
+        </w:tc>
+      </w:tr>
+      <w:tr>
+        <w:tc>
+          <w:tcPr/>
+          <w:p>
+            <w:r>
+              <w:t>ФОТ бригад</w:t>
+            </w:r>
+          </w:p>
+        </w:tc>
+        <w:tc>
+          <w:tcPr/>
+          <w:p>
+            <w:r>
+              <w:t>84 000 000</w:t>
+            </w:r>
+          </w:p>
+        </w:tc>
+        <w:tc>
+          <w:tcPr/>
+          <w:p>
+            <w:r>
+              <w:t>2 бригады по 4-5 чел. + директор-прораб, сметчик, снабженец, бухгалтер на аутсорсе — оценка зарплат отделочников в Ташкенте</w:t>
+            </w:r>
+          </w:p>
+        </w:tc>
+      </w:tr>
+      <w:tr>
+        <w:tc>
+          <w:tcPr/>
+          <w:p>
+            <w:r>
+              <w:t>Материалы</w:t>
+            </w:r>
+          </w:p>
+        </w:tc>
+        <w:tc>
+          <w:tcPr/>
+          <w:p>
+            <w:r>
+              <w:t>153 000 000</w:t>
+            </w:r>
+          </w:p>
+        </w:tc>
+        <w:tc>
+          <w:tcPr/>
+          <w:p>
+            <w:r>
+              <w:t>~45% от выручки — типовая доля материалов в стоимости ремонта «под ключ»</w:t>
+            </w:r>
+          </w:p>
+        </w:tc>
+      </w:tr>
+      <w:tr>
+        <w:tc>
+          <w:tcPr/>
+          <w:p>
+            <w:r>
+              <w:t>Аренда техники</w:t>
+            </w:r>
+          </w:p>
+        </w:tc>
+        <w:tc>
+          <w:tcPr/>
+          <w:p>
+            <w:r>
+              <w:t>8 000 000</w:t>
+            </w:r>
+          </w:p>
+        </w:tc>
+        <w:tc>
+          <w:tcPr/>
+          <w:p>
+            <w:r>
+              <w:t>оценка аренды спецтехники (подъёмники, генераторы) на объектах</w:t>
+            </w:r>
+          </w:p>
+        </w:tc>
+      </w:tr>
+      <w:tr>
+        <w:tc>
+          <w:tcPr/>
+          <w:p>
+            <w:r>
+              <w:t>Субподряд</w:t>
+            </w:r>
+          </w:p>
+        </w:tc>
+        <w:tc>
+          <w:tcPr/>
+          <w:p>
+            <w:r>
+              <w:t>34 000 000</w:t>
+            </w:r>
+          </w:p>
+        </w:tc>
+        <w:tc>
+          <w:tcPr/>
+          <w:p>
+            <w:r>
+              <w:t>~10% от выручки — узкоспециализированные субподрядчики (электрика, кондиционирование)</w:t>
+            </w:r>
+          </w:p>
+        </w:tc>
+      </w:tr>
+      <w:tr>
+        <w:tc>
+          <w:tcPr/>
+          <w:p>
+            <w:r>
+              <w:t>Транспорт и логистика</w:t>
+            </w:r>
+          </w:p>
+        </w:tc>
+        <w:tc>
+          <w:tcPr/>
+          <w:p>
+            <w:r>
+              <w:t>6 000 000</w:t>
+            </w:r>
+          </w:p>
+        </w:tc>
+        <w:tc>
+          <w:tcPr/>
+          <w:p>
+            <w:r>
+              <w:t>оценка доставки материалов и перемещения бригад между объектами</w:t>
+            </w:r>
+          </w:p>
+        </w:tc>
+      </w:tr>
+      <w:tr>
+        <w:tc>
+          <w:tcPr/>
+          <w:p>
+            <w:r>
+              <w:t>Страхование объектов и ответственности</w:t>
+            </w:r>
+          </w:p>
+        </w:tc>
+        <w:tc>
+          <w:tcPr/>
+          <w:p>
+            <w:r>
+              <w:t>3 000 000</w:t>
+            </w:r>
+          </w:p>
+        </w:tc>
+        <w:tc>
+          <w:tcPr/>
+          <w:p>
+            <w:r>
+              <w:t>оценка ежемесячной части страховой премии</w:t>
+            </w:r>
+          </w:p>
+        </w:tc>
+      </w:tr>
+      <w:tr>
+        <w:tc>
+          <w:tcPr/>
+          <w:p>
+            <w:r>
+              <w:t>Налоги</w:t>
+            </w:r>
+          </w:p>
+        </w:tc>
+        <w:tc>
+          <w:tcPr/>
+          <w:p>
+            <w:r>
+              <w:t>23 700 000</w:t>
+            </w:r>
+          </w:p>
+        </w:tc>
+        <w:tc>
+          <w:tcPr/>
+          <w:p>
+            <w:r>
+              <w:t>соц. налог 12% от ФОТ (2026 г.) + оценка налога с оборота/на прибыль ~4% от выручки</w:t>
+            </w:r>
+          </w:p>
+        </w:tc>
+      </w:tr>
+      <w:tr>
+        <w:tc>
+          <w:tcPr/>
+          <w:p>
+            <w:r>
+              <w:rPr>
+                <w:b/>
+              </w:rPr>
+              <w:t>Итого расходы/мес</w:t>
+            </w:r>
+          </w:p>
+        </w:tc>
+        <w:tc>
+          <w:tcPr/>
+          <w:p>
+            <w:r>
+              <w:rPr>
+                <w:b/>
+              </w:rPr>
+              <w:t>311 700 000</w:t>
+            </w:r>
+          </w:p>
+        </w:tc>
+        <w:tc>
+          <w:tcPr/>
+          <w:p/>
+        </w:tc>
+      </w:tr>
+    </w:tbl>
+    <w:sdt>
+      <w:sdtPr>
+        <w:tag w:val="clarkdown:div"/>
+        <ck:div v="|panel|"/>
+      </w:sdtPr>
+      <w:sdtContent>
+        <w:tbl>
+          <w:tblPr>
+            <w:tblW w:w="5000" w:type="pct"/>
+            <w:tblBorders>
+              <w:top w:val="none"/>
+              <w:left w:val="none"/>
+              <w:bottom w:val="none"/>
+              <w:right w:val="none"/>
+              <w:insideH w:val="none"/>
+              <w:insideV w:val="none"/>
+            </w:tblBorders>
+            <w:tblCellMar>
+              <w:top w:w="320" w:type="dxa"/>
+              <w:left w:w="240" w:type="dxa"/>
+              <w:bottom w:w="320" w:type="dxa"/>
+              <w:right w:w="240" w:type="dxa"/>
+            </w:tblCellMar>
+          </w:tblPr>
+          <w:tblGrid>
+            <w:gridCol/>
+          </w:tblGrid>
+          <w:tr>
+            <w:tc>
+              <w:tcPr>
+                <w:shd w:val="clear" w:fill="E4E4E4"/>
+              </w:tcPr>
+              <w:p>
+                <w:r>
+                  <w:rPr>
+                    <w:b/>
+                  </w:rPr>
+                  <w:t>Ежемесячная прибыль:</w:t>
+                </w:r>
+                <w:r>
+                  <w:t xml:space="preserve"> 28 300 000 сум · </w:t>
+                </w:r>
+                <w:r>
+                  <w:rPr>
+                    <w:b/>
+                  </w:rPr>
+                  <w:t>Срок окупаемости:</w:t>
+                </w:r>
+                <w:r>
+                  <w:t xml:space="preserve"> 14,1 мес. · </w:t>
+                </w:r>
+                <w:r>
+                  <w:rPr>
+                    <w:b/>
+                  </w:rPr>
+                  <w:t>Рентабельность продаж:</w:t>
+                </w:r>
+                <w:r>
+                  <w:t xml:space="preserve"> 8,3%</w:t>
+                </w:r>
+              </w:p>
+            </w:tc>
+          </w:tr>
+        </w:tbl>
+      </w:sdtContent>
+    </w:sdt>
+    <w:p>
+      <w:r>
+        <w:rPr>
+          <w:rStyle w:val="CkCaption"/>
+          <w:i/>
+        </w:rPr>
+        <w:t>Как считался этот пример: сумма стартовых затрат — ровно 400 млн сум, полностью соответствует резюме. Прибыль ≈28,3 млн сум/мес при выручке 340 млн/мес даёт окупаемость ≈14,1 мес. — соответствует резюме.</w:t>
+      </w:r>
+    </w:p>
+    <w:p>
+      <w:r>
+        <w:t>[Впишите] Пересчитайте таблицы выше на основе цен, ставок аренды/зарплат и объёмов продаж вашего проекта в вашем регионе.</w:t>
+      </w:r>
+    </w:p>
+    <w:p>
+      <w:pPr>
+        <w:pStyle w:val="Heading2"/>
         <ck:id v="risks"/>
       </w:pPr>
-      <w:bookmarkStart w:id="9" w:name="risks"/>
+      <w:bookmarkStart w:id="10" w:name="risks"/>
       <w:r>
         <w:t>Риски и меры по их снижению</w:t>
       </w:r>
-      <w:bookmarkEnd w:id="9"/>
+      <w:bookmarkEnd w:id="10"/>
     </w:p>
     <w:tbl>
       <w:tblPr>
